--- a/Notes.docx
+++ b/Notes.docx
@@ -42,6 +42,50 @@
         <w:t>finished closed loop PID position motor</w:t>
       </w:r>
     </w:p>
+    <w:p/>
+    <w:p/>
+    <w:p>
+      <w:pPr>
+        <w:pStyle w:val="Heading2"/>
+      </w:pPr>
+      <w:r>
+        <w:t>4/9 OLED vs LCD</w:t>
+      </w:r>
+    </w:p>
+    <w:p>
+      <w:r>
+        <w:t>LCD: each pixel is a glass panel, 3 color: red, blue, green, and white</w:t>
+      </w:r>
+    </w:p>
+    <w:p>
+      <w:r>
+        <w:t>TFT Display</w:t>
+      </w:r>
+    </w:p>
+    <w:p>
+      <w:r>
+        <w:t>OLED: each one of the pixel</w:t>
+      </w:r>
+      <w:r>
+        <w:t xml:space="preserve"> is LED</w:t>
+      </w:r>
+    </w:p>
+    <w:p>
+      <w:r>
+        <w:t>E-ink</w:t>
+      </w:r>
+    </w:p>
+    <w:p>
+      <w:r>
+        <w:t>TFT with touchscreen</w:t>
+      </w:r>
+    </w:p>
+    <w:p>
+      <w:r>
+        <w:t>The bottle neck is the bud rate for controller for all the pixels on the screen</w:t>
+      </w:r>
+    </w:p>
+    <w:p/>
     <w:sectPr>
       <w:pgSz w:w="12240" w:h="15840"/>
       <w:pgMar w:top="1440" w:right="1440" w:bottom="1440" w:left="1440" w:header="720" w:footer="720" w:gutter="0"/>
@@ -480,7 +524,6 @@
     <w:next w:val="Normal"/>
     <w:link w:val="Heading2Char"/>
     <w:uiPriority w:val="9"/>
-    <w:semiHidden/>
     <w:unhideWhenUsed/>
     <w:qFormat/>
     <w:rsid w:val="00246765"/>
@@ -697,7 +740,6 @@
     <w:basedOn w:val="DefaultParagraphFont"/>
     <w:link w:val="Heading2"/>
     <w:uiPriority w:val="9"/>
-    <w:semiHidden/>
     <w:rsid w:val="00246765"/>
     <w:rPr>
       <w:rFonts w:asciiTheme="majorHAnsi" w:eastAsiaTheme="majorEastAsia" w:hAnsiTheme="majorHAnsi" w:cstheme="majorBidi"/>

--- a/Notes.docx
+++ b/Notes.docx
@@ -5,13 +5,25 @@
     <w:p/>
     <w:p>
       <w:r>
-        <w:t>Git and Github</w:t>
-      </w:r>
+        <w:t xml:space="preserve">Git and </w:t>
+      </w:r>
+      <w:proofErr w:type="spellStart"/>
+      <w:r>
+        <w:t>Github</w:t>
+      </w:r>
+      <w:proofErr w:type="spellEnd"/>
     </w:p>
     <w:p>
       <w:r>
-        <w:t>Git: local Github:cloud</w:t>
-      </w:r>
+        <w:t xml:space="preserve">Git: local </w:t>
+      </w:r>
+      <w:proofErr w:type="spellStart"/>
+      <w:proofErr w:type="gramStart"/>
+      <w:r>
+        <w:t>Github:cloud</w:t>
+      </w:r>
+      <w:proofErr w:type="spellEnd"/>
+      <w:proofErr w:type="gramEnd"/>
     </w:p>
     <w:p>
       <w:r>
@@ -54,7 +66,15 @@
     </w:p>
     <w:p>
       <w:r>
-        <w:t>LCD: each pixel is a glass panel, 3 color: red, blue, green, and white</w:t>
+        <w:t xml:space="preserve">LCD: each pixel is a glass panel, 3 </w:t>
+      </w:r>
+      <w:proofErr w:type="gramStart"/>
+      <w:r>
+        <w:t>color</w:t>
+      </w:r>
+      <w:proofErr w:type="gramEnd"/>
+      <w:r>
+        <w:t>: red, blue, green, and white</w:t>
       </w:r>
     </w:p>
     <w:p>
@@ -64,8 +84,13 @@
     </w:p>
     <w:p>
       <w:r>
-        <w:t>OLED: each one of the pixel</w:t>
-      </w:r>
+        <w:t xml:space="preserve">OLED: each one of the </w:t>
+      </w:r>
+      <w:proofErr w:type="gramStart"/>
+      <w:r>
+        <w:t>pixel</w:t>
+      </w:r>
+      <w:proofErr w:type="gramEnd"/>
       <w:r>
         <w:t xml:space="preserve"> is LED</w:t>
       </w:r>

--- a/Notes.docx
+++ b/Notes.docx
@@ -54,7 +54,121 @@
         <w:t>finished closed loop PID position motor</w:t>
       </w:r>
     </w:p>
+    <w:p>
+      <w:pPr>
+        <w:pStyle w:val="Heading2"/>
+      </w:pPr>
+      <w:r>
+        <w:t xml:space="preserve">4/9 </w:t>
+      </w:r>
+      <w:r>
+        <w:t>I2C (inter-integrated circuit)</w:t>
+      </w:r>
+    </w:p>
+    <w:p>
+      <w:r>
+        <w:t>PWM- Analogue (continuous) vs digital (0,1)</w:t>
+      </w:r>
+    </w:p>
     <w:p/>
+    <w:p>
+      <w:proofErr w:type="gramStart"/>
+      <w:r>
+        <w:t>4  Digital</w:t>
+      </w:r>
+      <w:proofErr w:type="gramEnd"/>
+      <w:r>
+        <w:t xml:space="preserve"> Communication protocols</w:t>
+      </w:r>
+    </w:p>
+    <w:p>
+      <w:pPr>
+        <w:pStyle w:val="ListParagraph"/>
+        <w:numPr>
+          <w:ilvl w:val="0"/>
+          <w:numId w:val="1"/>
+        </w:numPr>
+      </w:pPr>
+      <w:r>
+        <w:t>UART: RX, TX (serial)</w:t>
+      </w:r>
+    </w:p>
+    <w:p>
+      <w:pPr>
+        <w:pStyle w:val="ListParagraph"/>
+        <w:numPr>
+          <w:ilvl w:val="0"/>
+          <w:numId w:val="1"/>
+        </w:numPr>
+      </w:pPr>
+      <w:r>
+        <w:t>USB</w:t>
+      </w:r>
+    </w:p>
+    <w:p>
+      <w:pPr>
+        <w:pStyle w:val="ListParagraph"/>
+        <w:numPr>
+          <w:ilvl w:val="0"/>
+          <w:numId w:val="1"/>
+        </w:numPr>
+      </w:pPr>
+      <w:r>
+        <w:t>I2C</w:t>
+      </w:r>
+    </w:p>
+    <w:p>
+      <w:pPr>
+        <w:pStyle w:val="ListParagraph"/>
+        <w:numPr>
+          <w:ilvl w:val="1"/>
+          <w:numId w:val="1"/>
+        </w:numPr>
+      </w:pPr>
+      <w:r>
+        <w:t xml:space="preserve">SCL: controlled by host to talk about the </w:t>
+      </w:r>
+      <w:proofErr w:type="gramStart"/>
+      <w:r>
+        <w:t>sensor(</w:t>
+      </w:r>
+      <w:proofErr w:type="gramEnd"/>
+      <w:r>
+        <w:t>pull up resistor)</w:t>
+      </w:r>
+    </w:p>
+    <w:p>
+      <w:pPr>
+        <w:pStyle w:val="ListParagraph"/>
+        <w:numPr>
+          <w:ilvl w:val="1"/>
+          <w:numId w:val="1"/>
+        </w:numPr>
+      </w:pPr>
+      <w:r>
+        <w:t>SDA: data</w:t>
+      </w:r>
+    </w:p>
+    <w:p>
+      <w:pPr>
+        <w:pStyle w:val="ListParagraph"/>
+        <w:numPr>
+          <w:ilvl w:val="0"/>
+          <w:numId w:val="1"/>
+        </w:numPr>
+      </w:pPr>
+      <w:r>
+        <w:t>SPI</w:t>
+      </w:r>
+    </w:p>
+    <w:p>
+      <w:r>
+        <w:t>Ba</w:t>
+      </w:r>
+      <w:r>
+        <w:t>ud rate:</w:t>
+      </w:r>
+    </w:p>
     <w:p/>
     <w:p>
       <w:pPr>
@@ -107,7 +221,59 @@
     </w:p>
     <w:p>
       <w:r>
+        <w:lastRenderedPageBreak/>
         <w:t>The bottle neck is the bud rate for controller for all the pixels on the screen</w:t>
+      </w:r>
+    </w:p>
+    <w:p/>
+    <w:p>
+      <w:pPr>
+        <w:pStyle w:val="Heading2"/>
+      </w:pPr>
+      <w:r>
+        <w:t>4/14 IMU</w:t>
+      </w:r>
+    </w:p>
+    <w:p>
+      <w:r>
+        <w:t>MPU6050</w:t>
+      </w:r>
+    </w:p>
+    <w:p>
+      <w:r>
+        <w:t>Photolithography</w:t>
+      </w:r>
+    </w:p>
+    <w:p>
+      <w:proofErr w:type="spellStart"/>
+      <w:r>
+        <w:t>Gyroscropy</w:t>
+      </w:r>
+      <w:proofErr w:type="spellEnd"/>
+    </w:p>
+    <w:p>
+      <w:r>
+        <w:t xml:space="preserve">For </w:t>
+      </w:r>
+      <w:proofErr w:type="spellStart"/>
+      <w:proofErr w:type="gramStart"/>
+      <w:r>
+        <w:t>self driving</w:t>
+      </w:r>
+      <w:proofErr w:type="spellEnd"/>
+      <w:proofErr w:type="gramEnd"/>
+      <w:r>
+        <w:t xml:space="preserve"> cars:</w:t>
+      </w:r>
+    </w:p>
+    <w:p>
+      <w:r>
+        <w:t>GPU: position data every second</w:t>
+      </w:r>
+    </w:p>
+    <w:p>
+      <w:r>
+        <w:t>IMU: in between GPU</w:t>
       </w:r>
     </w:p>
     <w:p/>
@@ -119,6 +285,100 @@
     </w:sectPr>
   </w:body>
 </w:document>
+</file>
+
+<file path=word/numbering.xml><?xml version="1.0" encoding="utf-8"?>
+<w:numbering xmlns:wpc="http://schemas.microsoft.com/office/word/2010/wordprocessingCanvas" xmlns:cx="http://schemas.microsoft.com/office/drawing/2014/chartex" xmlns:cx1="http://schemas.microsoft.com/office/drawing/2015/9/8/chartex" xmlns:cx2="http://schemas.microsoft.com/office/drawing/2015/10/21/chartex" xmlns:cx3="http://schemas.microsoft.com/office/drawing/2016/5/9/chartex" xmlns:cx4="http://schemas.microsoft.com/office/drawing/2016/5/10/chartex" xmlns:cx5="http://schemas.microsoft.com/office/drawing/2016/5/11/chartex" xmlns:cx6="http://schemas.microsoft.com/office/drawing/2016/5/12/chartex" xmlns:cx7="http://schemas.microsoft.com/office/drawing/2016/5/13/chartex" xmlns:cx8="http://schemas.microsoft.com/office/drawing/2016/5/14/chartex" xmlns:mc="http://schemas.openxmlformats.org/markup-compatibility/2006" xmlns:aink="http://schemas.microsoft.com/office/drawing/2016/ink" xmlns:am3d="http://schemas.microsoft.com/office/drawing/2017/model3d" xmlns:o="urn:schemas-microsoft-com:office:office" xmlns:oel="http://schemas.microsoft.com/office/2019/extlst" xmlns:r="http://schemas.openxmlformats.org/officeDocument/2006/relationships" xmlns:m="http://schemas.openxmlformats.org/officeDocument/2006/math" xmlns:v="urn:schemas-microsoft-com:vml" xmlns:wp14="http://schemas.microsoft.com/office/word/2010/wordprocessingDrawing" xmlns:wp="http://schemas.openxmlformats.org/drawingml/2006/wordprocessingDrawing" xmlns:w10="urn:schemas-microsoft-com:office:word" xmlns:w="http://schemas.openxmlformats.org/wordprocessingml/2006/main" xmlns:w14="http://schemas.microsoft.com/office/word/2010/wordml" xmlns:w15="http://schemas.microsoft.com/office/word/2012/wordml" xmlns:w16cex="http://schemas.microsoft.com/office/word/2018/wordml/cex" xmlns:w16cid="http://schemas.microsoft.com/office/word/2016/wordml/cid" xmlns:w16="http://schemas.microsoft.com/office/word/2018/wordml" xmlns:w16du="http://schemas.microsoft.com/office/word/2023/wordml/word16du" xmlns:w16sdtdh="http://schemas.microsoft.com/office/word/2020/wordml/sdtdatahash" xmlns:w16sdtfl="http://schemas.microsoft.com/office/word/2024/wordml/sdtformatlock" xmlns:w16se="http://schemas.microsoft.com/office/word/2015/wordml/symex" xmlns:wpg="http://schemas.microsoft.com/office/word/2010/wordprocessingGroup" xmlns:wpi="http://schemas.microsoft.com/office/word/2010/wordprocessingInk" xmlns:wne="http://schemas.microsoft.com/office/word/2006/wordml" xmlns:wps="http://schemas.microsoft.com/office/word/2010/wordprocessingShape" mc:Ignorable="w14 w15 w16se w16cid w16 w16cex w16sdtdh w16sdtfl w16du wp14">
+  <w:abstractNum w:abstractNumId="0" w15:restartNumberingAfterBreak="0">
+    <w:nsid w:val="467D6DCF"/>
+    <w:multiLevelType w:val="hybridMultilevel"/>
+    <w:tmpl w:val="CAEC7944"/>
+    <w:lvl w:ilvl="0" w:tplc="0409000F">
+      <w:start w:val="1"/>
+      <w:numFmt w:val="decimal"/>
+      <w:lvlText w:val="%1."/>
+      <w:lvlJc w:val="left"/>
+      <w:pPr>
+        <w:ind w:left="720" w:hanging="360"/>
+      </w:pPr>
+    </w:lvl>
+    <w:lvl w:ilvl="1" w:tplc="04090019">
+      <w:start w:val="1"/>
+      <w:numFmt w:val="lowerLetter"/>
+      <w:lvlText w:val="%2."/>
+      <w:lvlJc w:val="left"/>
+      <w:pPr>
+        <w:ind w:left="1440" w:hanging="360"/>
+      </w:pPr>
+    </w:lvl>
+    <w:lvl w:ilvl="2" w:tplc="0409001B" w:tentative="1">
+      <w:start w:val="1"/>
+      <w:numFmt w:val="lowerRoman"/>
+      <w:lvlText w:val="%3."/>
+      <w:lvlJc w:val="right"/>
+      <w:pPr>
+        <w:ind w:left="2160" w:hanging="180"/>
+      </w:pPr>
+    </w:lvl>
+    <w:lvl w:ilvl="3" w:tplc="0409000F" w:tentative="1">
+      <w:start w:val="1"/>
+      <w:numFmt w:val="decimal"/>
+      <w:lvlText w:val="%4."/>
+      <w:lvlJc w:val="left"/>
+      <w:pPr>
+        <w:ind w:left="2880" w:hanging="360"/>
+      </w:pPr>
+    </w:lvl>
+    <w:lvl w:ilvl="4" w:tplc="04090019" w:tentative="1">
+      <w:start w:val="1"/>
+      <w:numFmt w:val="lowerLetter"/>
+      <w:lvlText w:val="%5."/>
+      <w:lvlJc w:val="left"/>
+      <w:pPr>
+        <w:ind w:left="3600" w:hanging="360"/>
+      </w:pPr>
+    </w:lvl>
+    <w:lvl w:ilvl="5" w:tplc="0409001B" w:tentative="1">
+      <w:start w:val="1"/>
+      <w:numFmt w:val="lowerRoman"/>
+      <w:lvlText w:val="%6."/>
+      <w:lvlJc w:val="right"/>
+      <w:pPr>
+        <w:ind w:left="4320" w:hanging="180"/>
+      </w:pPr>
+    </w:lvl>
+    <w:lvl w:ilvl="6" w:tplc="0409000F" w:tentative="1">
+      <w:start w:val="1"/>
+      <w:numFmt w:val="decimal"/>
+      <w:lvlText w:val="%7."/>
+      <w:lvlJc w:val="left"/>
+      <w:pPr>
+        <w:ind w:left="5040" w:hanging="360"/>
+      </w:pPr>
+    </w:lvl>
+    <w:lvl w:ilvl="7" w:tplc="04090019" w:tentative="1">
+      <w:start w:val="1"/>
+      <w:numFmt w:val="lowerLetter"/>
+      <w:lvlText w:val="%8."/>
+      <w:lvlJc w:val="left"/>
+      <w:pPr>
+        <w:ind w:left="5760" w:hanging="360"/>
+      </w:pPr>
+    </w:lvl>
+    <w:lvl w:ilvl="8" w:tplc="0409001B" w:tentative="1">
+      <w:start w:val="1"/>
+      <w:numFmt w:val="lowerRoman"/>
+      <w:lvlText w:val="%9."/>
+      <w:lvlJc w:val="right"/>
+      <w:pPr>
+        <w:ind w:left="6480" w:hanging="180"/>
+      </w:pPr>
+    </w:lvl>
+  </w:abstractNum>
+  <w:num w:numId="1" w16cid:durableId="618268453">
+    <w:abstractNumId w:val="0"/>
+  </w:num>
+</w:numbering>
 </file>
 
 <file path=word/styles.xml><?xml version="1.0" encoding="utf-8"?>

--- a/Notes.docx
+++ b/Notes.docx
@@ -2,28 +2,110 @@
 <file path=word/document.xml><?xml version="1.0" encoding="utf-8"?>
 <w:document xmlns:wpc="http://schemas.microsoft.com/office/word/2010/wordprocessingCanvas" xmlns:cx="http://schemas.microsoft.com/office/drawing/2014/chartex" xmlns:cx1="http://schemas.microsoft.com/office/drawing/2015/9/8/chartex" xmlns:cx2="http://schemas.microsoft.com/office/drawing/2015/10/21/chartex" xmlns:cx3="http://schemas.microsoft.com/office/drawing/2016/5/9/chartex" xmlns:cx4="http://schemas.microsoft.com/office/drawing/2016/5/10/chartex" xmlns:cx5="http://schemas.microsoft.com/office/drawing/2016/5/11/chartex" xmlns:cx6="http://schemas.microsoft.com/office/drawing/2016/5/12/chartex" xmlns:cx7="http://schemas.microsoft.com/office/drawing/2016/5/13/chartex" xmlns:cx8="http://schemas.microsoft.com/office/drawing/2016/5/14/chartex" xmlns:mc="http://schemas.openxmlformats.org/markup-compatibility/2006" xmlns:aink="http://schemas.microsoft.com/office/drawing/2016/ink" xmlns:am3d="http://schemas.microsoft.com/office/drawing/2017/model3d" xmlns:o="urn:schemas-microsoft-com:office:office" xmlns:oel="http://schemas.microsoft.com/office/2019/extlst" xmlns:r="http://schemas.openxmlformats.org/officeDocument/2006/relationships" xmlns:m="http://schemas.openxmlformats.org/officeDocument/2006/math" xmlns:v="urn:schemas-microsoft-com:vml" xmlns:wp14="http://schemas.microsoft.com/office/word/2010/wordprocessingDrawing" xmlns:wp="http://schemas.openxmlformats.org/drawingml/2006/wordprocessingDrawing" xmlns:w10="urn:schemas-microsoft-com:office:word" xmlns:w="http://schemas.openxmlformats.org/wordprocessingml/2006/main" xmlns:w14="http://schemas.microsoft.com/office/word/2010/wordml" xmlns:w15="http://schemas.microsoft.com/office/word/2012/wordml" xmlns:w16cex="http://schemas.microsoft.com/office/word/2018/wordml/cex" xmlns:w16cid="http://schemas.microsoft.com/office/word/2016/wordml/cid" xmlns:w16="http://schemas.microsoft.com/office/word/2018/wordml" xmlns:w16du="http://schemas.microsoft.com/office/word/2023/wordml/word16du" xmlns:w16sdtdh="http://schemas.microsoft.com/office/word/2020/wordml/sdtdatahash" xmlns:w16sdtfl="http://schemas.microsoft.com/office/word/2024/wordml/sdtformatlock" xmlns:w16se="http://schemas.microsoft.com/office/word/2015/wordml/symex" xmlns:wpg="http://schemas.microsoft.com/office/word/2010/wordprocessingGroup" xmlns:wpi="http://schemas.microsoft.com/office/word/2010/wordprocessingInk" xmlns:wne="http://schemas.microsoft.com/office/word/2006/wordml" xmlns:wps="http://schemas.microsoft.com/office/word/2010/wordprocessingShape" mc:Ignorable="w14 w15 w16se w16cid w16 w16cex w16sdtdh w16sdtfl w16du wp14">
   <w:body>
+    <w:p>
+      <w:pPr>
+        <w:rPr>
+          <w:b/>
+          <w:bCs/>
+        </w:rPr>
+      </w:pPr>
+      <w:r>
+        <w:rPr>
+          <w:b/>
+          <w:bCs/>
+        </w:rPr>
+        <w:t>What “bit” means</w:t>
+      </w:r>
+    </w:p>
+    <w:p>
+      <w:r>
+        <w:t xml:space="preserve">A </w:t>
+      </w:r>
+      <w:r>
+        <w:rPr>
+          <w:b/>
+          <w:bCs/>
+        </w:rPr>
+        <w:t>bit</w:t>
+      </w:r>
+      <w:r>
+        <w:t xml:space="preserve"> is the smallest unit of data in computing.</w:t>
+      </w:r>
+    </w:p>
+    <w:p>
+      <w:pPr>
+        <w:numPr>
+          <w:ilvl w:val="0"/>
+          <w:numId w:val="2"/>
+        </w:numPr>
+      </w:pPr>
+      <w:r>
+        <w:t xml:space="preserve">1 bit = either </w:t>
+      </w:r>
+      <w:r>
+        <w:rPr>
+          <w:b/>
+          <w:bCs/>
+        </w:rPr>
+        <w:t>0 or 1</w:t>
+      </w:r>
+      <w:r>
+        <w:t xml:space="preserve"> </w:t>
+      </w:r>
+    </w:p>
+    <w:p>
+      <w:pPr>
+        <w:numPr>
+          <w:ilvl w:val="0"/>
+          <w:numId w:val="2"/>
+        </w:numPr>
+      </w:pPr>
+      <w:r>
+        <w:t xml:space="preserve">8 bits = </w:t>
+      </w:r>
+      <w:r>
+        <w:rPr>
+          <w:b/>
+          <w:bCs/>
+        </w:rPr>
+        <w:t>1 byte</w:t>
+      </w:r>
+      <w:r>
+        <w:t xml:space="preserve"> </w:t>
+      </w:r>
+    </w:p>
+    <w:p>
+      <w:r>
+        <w:t xml:space="preserve">The “bit size” usually refers to the </w:t>
+      </w:r>
+      <w:r>
+        <w:rPr>
+          <w:b/>
+          <w:bCs/>
+        </w:rPr>
+        <w:t>CPU register size and data bus width</w:t>
+      </w:r>
+      <w:r>
+        <w:t>.</w:t>
+      </w:r>
+    </w:p>
+    <w:p>
+      <w:r>
+        <w:t>An 8-bit MCU processes 8 bits (1 byte) of data at a time.</w:t>
+      </w:r>
+    </w:p>
     <w:p/>
-    <w:p>
-      <w:r>
-        <w:t xml:space="preserve">Git and </w:t>
-      </w:r>
-      <w:proofErr w:type="spellStart"/>
-      <w:r>
-        <w:t>Github</w:t>
-      </w:r>
-      <w:proofErr w:type="spellEnd"/>
-    </w:p>
-    <w:p>
-      <w:r>
-        <w:t xml:space="preserve">Git: local </w:t>
-      </w:r>
-      <w:proofErr w:type="spellStart"/>
-      <w:proofErr w:type="gramStart"/>
-      <w:r>
-        <w:t>Github:cloud</w:t>
-      </w:r>
-      <w:proofErr w:type="spellEnd"/>
-      <w:proofErr w:type="gramEnd"/>
+    <w:p/>
+    <w:p/>
+    <w:p>
+      <w:r>
+        <w:t>Git and Github</w:t>
+      </w:r>
+    </w:p>
+    <w:p>
+      <w:r>
+        <w:t>Git: local Github:cloud</w:t>
+      </w:r>
     </w:p>
     <w:p>
       <w:r>
@@ -59,10 +141,7 @@
         <w:pStyle w:val="Heading2"/>
       </w:pPr>
       <w:r>
-        <w:t xml:space="preserve">4/9 </w:t>
-      </w:r>
-      <w:r>
-        <w:t>I2C (inter-integrated circuit)</w:t>
+        <w:t>4/9 I2C (inter-integrated circuit)</w:t>
       </w:r>
     </w:p>
     <w:p>
@@ -72,13 +151,8 @@
     </w:p>
     <w:p/>
     <w:p>
-      <w:proofErr w:type="gramStart"/>
-      <w:r>
-        <w:t>4  Digital</w:t>
-      </w:r>
-      <w:proofErr w:type="gramEnd"/>
-      <w:r>
-        <w:t xml:space="preserve"> Communication protocols</w:t>
+      <w:r>
+        <w:t>4  Digital Communication protocols</w:t>
       </w:r>
     </w:p>
     <w:p>
@@ -126,15 +200,7 @@
         </w:numPr>
       </w:pPr>
       <w:r>
-        <w:t xml:space="preserve">SCL: controlled by host to talk about the </w:t>
-      </w:r>
-      <w:proofErr w:type="gramStart"/>
-      <w:r>
-        <w:t>sensor(</w:t>
-      </w:r>
-      <w:proofErr w:type="gramEnd"/>
-      <w:r>
-        <w:t>pull up resistor)</w:t>
+        <w:t>SCL: controlled by host to talk about the sensor(pull up resistor)</w:t>
       </w:r>
     </w:p>
     <w:p>
@@ -163,6 +229,7 @@
     </w:p>
     <w:p>
       <w:r>
+        <w:lastRenderedPageBreak/>
         <w:t>Ba</w:t>
       </w:r>
       <w:r>
@@ -180,15 +247,7 @@
     </w:p>
     <w:p>
       <w:r>
-        <w:t xml:space="preserve">LCD: each pixel is a glass panel, 3 </w:t>
-      </w:r>
-      <w:proofErr w:type="gramStart"/>
-      <w:r>
-        <w:t>color</w:t>
-      </w:r>
-      <w:proofErr w:type="gramEnd"/>
-      <w:r>
-        <w:t>: red, blue, green, and white</w:t>
+        <w:t>LCD: each pixel is a glass panel, 3 color: red, blue, green, and white</w:t>
       </w:r>
     </w:p>
     <w:p>
@@ -198,13 +257,8 @@
     </w:p>
     <w:p>
       <w:r>
-        <w:t xml:space="preserve">OLED: each one of the </w:t>
-      </w:r>
-      <w:proofErr w:type="gramStart"/>
-      <w:r>
-        <w:t>pixel</w:t>
-      </w:r>
-      <w:proofErr w:type="gramEnd"/>
+        <w:t>OLED: each one of the pixel</w:t>
+      </w:r>
       <w:r>
         <w:t xml:space="preserve"> is LED</w:t>
       </w:r>
@@ -221,7 +275,6 @@
     </w:p>
     <w:p>
       <w:r>
-        <w:lastRenderedPageBreak/>
         <w:t>The bottle neck is the bud rate for controller for all the pixels on the screen</w:t>
       </w:r>
     </w:p>
@@ -245,25 +298,16 @@
       </w:r>
     </w:p>
     <w:p>
-      <w:proofErr w:type="spellStart"/>
       <w:r>
         <w:t>Gyroscropy</w:t>
       </w:r>
-      <w:proofErr w:type="spellEnd"/>
     </w:p>
     <w:p>
       <w:r>
         <w:t xml:space="preserve">For </w:t>
       </w:r>
-      <w:proofErr w:type="spellStart"/>
-      <w:proofErr w:type="gramStart"/>
-      <w:r>
-        <w:t>self driving</w:t>
-      </w:r>
-      <w:proofErr w:type="spellEnd"/>
-      <w:proofErr w:type="gramEnd"/>
-      <w:r>
-        <w:t xml:space="preserve"> cars:</w:t>
+      <w:r>
+        <w:t>self driving cars:</w:t>
       </w:r>
     </w:p>
     <w:p>
@@ -277,6 +321,54 @@
       </w:r>
     </w:p>
     <w:p/>
+    <w:p>
+      <w:pPr>
+        <w:pStyle w:val="Heading2"/>
+      </w:pPr>
+      <w:r>
+        <w:t>4/1</w:t>
+      </w:r>
+      <w:r>
+        <w:t>6</w:t>
+      </w:r>
+      <w:r>
+        <w:t xml:space="preserve"> </w:t>
+      </w:r>
+      <w:r>
+        <w:t>USB</w:t>
+      </w:r>
+    </w:p>
+    <w:p/>
+    <w:p>
+      <w:pPr>
+        <w:pStyle w:val="Heading2"/>
+      </w:pPr>
+      <w:r>
+        <w:t>4/</w:t>
+      </w:r>
+      <w:r>
+        <w:t>21</w:t>
+      </w:r>
+      <w:r>
+        <w:t xml:space="preserve"> </w:t>
+      </w:r>
+      <w:r>
+        <w:t>Digital to Analog</w:t>
+      </w:r>
+    </w:p>
+    <w:p>
+      <w:r>
+        <w:t xml:space="preserve">Capacitor: ceramic, </w:t>
+      </w:r>
+      <w:r>
+        <w:t>tantalum</w:t>
+      </w:r>
+    </w:p>
+    <w:p>
+      <w:r>
+        <w:t>Oscilloscope: use trigger function</w:t>
+      </w:r>
+    </w:p>
     <w:sectPr>
       <w:pgSz w:w="12240" w:h="15840"/>
       <w:pgMar w:top="1440" w:right="1440" w:bottom="1440" w:left="1440" w:header="720" w:footer="720" w:gutter="0"/>
@@ -375,8 +467,160 @@
       </w:pPr>
     </w:lvl>
   </w:abstractNum>
+  <w:abstractNum w:abstractNumId="1" w15:restartNumberingAfterBreak="0">
+    <w:nsid w:val="69E96105"/>
+    <w:multiLevelType w:val="multilevel"/>
+    <w:tmpl w:val="7B54E4BE"/>
+    <w:lvl w:ilvl="0">
+      <w:start w:val="1"/>
+      <w:numFmt w:val="bullet"/>
+      <w:lvlText w:val=""/>
+      <w:lvlJc w:val="left"/>
+      <w:pPr>
+        <w:tabs>
+          <w:tab w:val="num" w:pos="720"/>
+        </w:tabs>
+        <w:ind w:left="720" w:hanging="360"/>
+      </w:pPr>
+      <w:rPr>
+        <w:rFonts w:ascii="Symbol" w:hAnsi="Symbol" w:hint="default"/>
+        <w:sz w:val="20"/>
+      </w:rPr>
+    </w:lvl>
+    <w:lvl w:ilvl="1" w:tentative="1">
+      <w:start w:val="1"/>
+      <w:numFmt w:val="bullet"/>
+      <w:lvlText w:val="o"/>
+      <w:lvlJc w:val="left"/>
+      <w:pPr>
+        <w:tabs>
+          <w:tab w:val="num" w:pos="1440"/>
+        </w:tabs>
+        <w:ind w:left="1440" w:hanging="360"/>
+      </w:pPr>
+      <w:rPr>
+        <w:rFonts w:ascii="Courier New" w:hAnsi="Courier New" w:hint="default"/>
+        <w:sz w:val="20"/>
+      </w:rPr>
+    </w:lvl>
+    <w:lvl w:ilvl="2" w:tentative="1">
+      <w:start w:val="1"/>
+      <w:numFmt w:val="bullet"/>
+      <w:lvlText w:val=""/>
+      <w:lvlJc w:val="left"/>
+      <w:pPr>
+        <w:tabs>
+          <w:tab w:val="num" w:pos="2160"/>
+        </w:tabs>
+        <w:ind w:left="2160" w:hanging="360"/>
+      </w:pPr>
+      <w:rPr>
+        <w:rFonts w:ascii="Wingdings" w:hAnsi="Wingdings" w:hint="default"/>
+        <w:sz w:val="20"/>
+      </w:rPr>
+    </w:lvl>
+    <w:lvl w:ilvl="3" w:tentative="1">
+      <w:start w:val="1"/>
+      <w:numFmt w:val="bullet"/>
+      <w:lvlText w:val=""/>
+      <w:lvlJc w:val="left"/>
+      <w:pPr>
+        <w:tabs>
+          <w:tab w:val="num" w:pos="2880"/>
+        </w:tabs>
+        <w:ind w:left="2880" w:hanging="360"/>
+      </w:pPr>
+      <w:rPr>
+        <w:rFonts w:ascii="Wingdings" w:hAnsi="Wingdings" w:hint="default"/>
+        <w:sz w:val="20"/>
+      </w:rPr>
+    </w:lvl>
+    <w:lvl w:ilvl="4" w:tentative="1">
+      <w:start w:val="1"/>
+      <w:numFmt w:val="bullet"/>
+      <w:lvlText w:val=""/>
+      <w:lvlJc w:val="left"/>
+      <w:pPr>
+        <w:tabs>
+          <w:tab w:val="num" w:pos="3600"/>
+        </w:tabs>
+        <w:ind w:left="3600" w:hanging="360"/>
+      </w:pPr>
+      <w:rPr>
+        <w:rFonts w:ascii="Wingdings" w:hAnsi="Wingdings" w:hint="default"/>
+        <w:sz w:val="20"/>
+      </w:rPr>
+    </w:lvl>
+    <w:lvl w:ilvl="5" w:tentative="1">
+      <w:start w:val="1"/>
+      <w:numFmt w:val="bullet"/>
+      <w:lvlText w:val=""/>
+      <w:lvlJc w:val="left"/>
+      <w:pPr>
+        <w:tabs>
+          <w:tab w:val="num" w:pos="4320"/>
+        </w:tabs>
+        <w:ind w:left="4320" w:hanging="360"/>
+      </w:pPr>
+      <w:rPr>
+        <w:rFonts w:ascii="Wingdings" w:hAnsi="Wingdings" w:hint="default"/>
+        <w:sz w:val="20"/>
+      </w:rPr>
+    </w:lvl>
+    <w:lvl w:ilvl="6" w:tentative="1">
+      <w:start w:val="1"/>
+      <w:numFmt w:val="bullet"/>
+      <w:lvlText w:val=""/>
+      <w:lvlJc w:val="left"/>
+      <w:pPr>
+        <w:tabs>
+          <w:tab w:val="num" w:pos="5040"/>
+        </w:tabs>
+        <w:ind w:left="5040" w:hanging="360"/>
+      </w:pPr>
+      <w:rPr>
+        <w:rFonts w:ascii="Wingdings" w:hAnsi="Wingdings" w:hint="default"/>
+        <w:sz w:val="20"/>
+      </w:rPr>
+    </w:lvl>
+    <w:lvl w:ilvl="7" w:tentative="1">
+      <w:start w:val="1"/>
+      <w:numFmt w:val="bullet"/>
+      <w:lvlText w:val=""/>
+      <w:lvlJc w:val="left"/>
+      <w:pPr>
+        <w:tabs>
+          <w:tab w:val="num" w:pos="5760"/>
+        </w:tabs>
+        <w:ind w:left="5760" w:hanging="360"/>
+      </w:pPr>
+      <w:rPr>
+        <w:rFonts w:ascii="Wingdings" w:hAnsi="Wingdings" w:hint="default"/>
+        <w:sz w:val="20"/>
+      </w:rPr>
+    </w:lvl>
+    <w:lvl w:ilvl="8" w:tentative="1">
+      <w:start w:val="1"/>
+      <w:numFmt w:val="bullet"/>
+      <w:lvlText w:val=""/>
+      <w:lvlJc w:val="left"/>
+      <w:pPr>
+        <w:tabs>
+          <w:tab w:val="num" w:pos="6480"/>
+        </w:tabs>
+        <w:ind w:left="6480" w:hanging="360"/>
+      </w:pPr>
+      <w:rPr>
+        <w:rFonts w:ascii="Wingdings" w:hAnsi="Wingdings" w:hint="default"/>
+        <w:sz w:val="20"/>
+      </w:rPr>
+    </w:lvl>
+  </w:abstractNum>
   <w:num w:numId="1" w16cid:durableId="618268453">
     <w:abstractNumId w:val="0"/>
+  </w:num>
+  <w:num w:numId="2" w16cid:durableId="2076318443">
+    <w:abstractNumId w:val="1"/>
   </w:num>
 </w:numbering>
 </file>
@@ -983,7 +1227,6 @@
   <w:style w:type="character" w:default="1" w:styleId="DefaultParagraphFont">
     <w:name w:val="Default Paragraph Font"/>
     <w:uiPriority w:val="1"/>
-    <w:semiHidden/>
     <w:unhideWhenUsed/>
   </w:style>
   <w:style w:type="table" w:default="1" w:styleId="TableNormal">

--- a/Notes.docx
+++ b/Notes.docx
@@ -68,8 +68,17 @@
           <w:b/>
           <w:bCs/>
         </w:rPr>
-        <w:t>1 byte</w:t>
-      </w:r>
+        <w:t xml:space="preserve">1 </w:t>
+      </w:r>
+      <w:proofErr w:type="gramStart"/>
+      <w:r>
+        <w:rPr>
+          <w:b/>
+          <w:bCs/>
+        </w:rPr>
+        <w:t>byte</w:t>
+      </w:r>
+      <w:proofErr w:type="gramEnd"/>
       <w:r>
         <w:t xml:space="preserve"> </w:t>
       </w:r>
@@ -90,8 +99,13 @@
       </w:r>
     </w:p>
     <w:p>
-      <w:r>
-        <w:t>An 8-bit MCU processes 8 bits (1 byte) of data at a time.</w:t>
+      <w:proofErr w:type="gramStart"/>
+      <w:r>
+        <w:t>An 8-bit MCU processes 8 bits (1 byte) of data</w:t>
+      </w:r>
+      <w:proofErr w:type="gramEnd"/>
+      <w:r>
+        <w:t xml:space="preserve"> at a time.</w:t>
       </w:r>
     </w:p>
     <w:p/>
@@ -99,13 +113,25 @@
     <w:p/>
     <w:p>
       <w:r>
-        <w:t>Git and Github</w:t>
-      </w:r>
-    </w:p>
-    <w:p>
-      <w:r>
-        <w:t>Git: local Github:cloud</w:t>
-      </w:r>
+        <w:t xml:space="preserve">Git and </w:t>
+      </w:r>
+      <w:proofErr w:type="spellStart"/>
+      <w:r>
+        <w:t>Github</w:t>
+      </w:r>
+      <w:proofErr w:type="spellEnd"/>
+    </w:p>
+    <w:p>
+      <w:r>
+        <w:t xml:space="preserve">Git: local </w:t>
+      </w:r>
+      <w:proofErr w:type="spellStart"/>
+      <w:proofErr w:type="gramStart"/>
+      <w:r>
+        <w:t>Github:cloud</w:t>
+      </w:r>
+      <w:proofErr w:type="spellEnd"/>
+      <w:proofErr w:type="gramEnd"/>
     </w:p>
     <w:p>
       <w:r>
@@ -151,8 +177,13 @@
     </w:p>
     <w:p/>
     <w:p>
-      <w:r>
-        <w:t>4  Digital Communication protocols</w:t>
+      <w:proofErr w:type="gramStart"/>
+      <w:r>
+        <w:t>4  Digital</w:t>
+      </w:r>
+      <w:proofErr w:type="gramEnd"/>
+      <w:r>
+        <w:t xml:space="preserve"> Communication protocols</w:t>
       </w:r>
     </w:p>
     <w:p>
@@ -200,7 +231,15 @@
         </w:numPr>
       </w:pPr>
       <w:r>
-        <w:t>SCL: controlled by host to talk about the sensor(pull up resistor)</w:t>
+        <w:t xml:space="preserve">SCL: controlled by host to talk about the </w:t>
+      </w:r>
+      <w:proofErr w:type="gramStart"/>
+      <w:r>
+        <w:t>sensor(</w:t>
+      </w:r>
+      <w:proofErr w:type="gramEnd"/>
+      <w:r>
+        <w:t>pull up resistor)</w:t>
       </w:r>
     </w:p>
     <w:p>
@@ -247,7 +286,15 @@
     </w:p>
     <w:p>
       <w:r>
-        <w:t>LCD: each pixel is a glass panel, 3 color: red, blue, green, and white</w:t>
+        <w:t xml:space="preserve">LCD: each pixel is a glass panel, 3 </w:t>
+      </w:r>
+      <w:proofErr w:type="gramStart"/>
+      <w:r>
+        <w:t>color</w:t>
+      </w:r>
+      <w:proofErr w:type="gramEnd"/>
+      <w:r>
+        <w:t>: red, blue, green, and white</w:t>
       </w:r>
     </w:p>
     <w:p>
@@ -257,8 +304,13 @@
     </w:p>
     <w:p>
       <w:r>
-        <w:t>OLED: each one of the pixel</w:t>
-      </w:r>
+        <w:t xml:space="preserve">OLED: each one of the </w:t>
+      </w:r>
+      <w:proofErr w:type="gramStart"/>
+      <w:r>
+        <w:t>pixel</w:t>
+      </w:r>
+      <w:proofErr w:type="gramEnd"/>
       <w:r>
         <w:t xml:space="preserve"> is LED</w:t>
       </w:r>
@@ -298,16 +350,25 @@
       </w:r>
     </w:p>
     <w:p>
+      <w:proofErr w:type="spellStart"/>
       <w:r>
         <w:t>Gyroscropy</w:t>
       </w:r>
+      <w:proofErr w:type="spellEnd"/>
     </w:p>
     <w:p>
       <w:r>
         <w:t xml:space="preserve">For </w:t>
       </w:r>
-      <w:r>
-        <w:t>self driving cars:</w:t>
+      <w:proofErr w:type="spellStart"/>
+      <w:proofErr w:type="gramStart"/>
+      <w:r>
+        <w:t>self driving</w:t>
+      </w:r>
+      <w:proofErr w:type="spellEnd"/>
+      <w:proofErr w:type="gramEnd"/>
+      <w:r>
+        <w:t xml:space="preserve"> cars:</w:t>
       </w:r>
     </w:p>
     <w:p>
@@ -326,16 +387,7 @@
         <w:pStyle w:val="Heading2"/>
       </w:pPr>
       <w:r>
-        <w:t>4/1</w:t>
-      </w:r>
-      <w:r>
-        <w:t>6</w:t>
-      </w:r>
-      <w:r>
-        <w:t xml:space="preserve"> </w:t>
-      </w:r>
-      <w:r>
-        <w:t>USB</w:t>
+        <w:t>4/16 USB</w:t>
       </w:r>
     </w:p>
     <w:p/>
@@ -344,16 +396,7 @@
         <w:pStyle w:val="Heading2"/>
       </w:pPr>
       <w:r>
-        <w:t>4/</w:t>
-      </w:r>
-      <w:r>
-        <w:t>21</w:t>
-      </w:r>
-      <w:r>
-        <w:t xml:space="preserve"> </w:t>
-      </w:r>
-      <w:r>
-        <w:t>Digital to Analog</w:t>
+        <w:t>4/21 Digital to Analog</w:t>
       </w:r>
     </w:p>
     <w:p>
@@ -369,6 +412,43 @@
         <w:t>Oscilloscope: use trigger function</w:t>
       </w:r>
     </w:p>
+    <w:p/>
+    <w:p>
+      <w:pPr>
+        <w:pStyle w:val="Heading2"/>
+      </w:pPr>
+      <w:r>
+        <w:t>4/2</w:t>
+      </w:r>
+      <w:r>
+        <w:t>3</w:t>
+      </w:r>
+      <w:r>
+        <w:t xml:space="preserve"> Digital to Analog</w:t>
+      </w:r>
+    </w:p>
+    <w:p>
+      <w:r>
+        <w:t>Parts that are only made in Chicago</w:t>
+      </w:r>
+    </w:p>
+    <w:p>
+      <w:r>
+        <w:lastRenderedPageBreak/>
+        <w:t>T</w:t>
+      </w:r>
+      <w:r>
+        <w:t>eflon coating medical needles</w:t>
+      </w:r>
+    </w:p>
+    <w:p/>
+    <w:p>
+      <w:r>
+        <w:t>Direct memory access (DMA)</w:t>
+      </w:r>
+    </w:p>
+    <w:p/>
+    <w:p/>
     <w:sectPr>
       <w:pgSz w:w="12240" w:h="15840"/>
       <w:pgMar w:top="1440" w:right="1440" w:bottom="1440" w:left="1440" w:header="720" w:footer="720" w:gutter="0"/>
@@ -1227,6 +1307,7 @@
   <w:style w:type="character" w:default="1" w:styleId="DefaultParagraphFont">
     <w:name w:val="Default Paragraph Font"/>
     <w:uiPriority w:val="1"/>
+    <w:semiHidden/>
     <w:unhideWhenUsed/>
   </w:style>
   <w:style w:type="table" w:default="1" w:styleId="TableNormal">

--- a/Notes.docx
+++ b/Notes.docx
@@ -68,17 +68,8 @@
           <w:b/>
           <w:bCs/>
         </w:rPr>
-        <w:t xml:space="preserve">1 </w:t>
-      </w:r>
-      <w:proofErr w:type="gramStart"/>
-      <w:r>
-        <w:rPr>
-          <w:b/>
-          <w:bCs/>
-        </w:rPr>
-        <w:t>byte</w:t>
-      </w:r>
-      <w:proofErr w:type="gramEnd"/>
+        <w:t>1 byte</w:t>
+      </w:r>
       <w:r>
         <w:t xml:space="preserve"> </w:t>
       </w:r>
@@ -99,91 +90,84 @@
       </w:r>
     </w:p>
     <w:p>
-      <w:proofErr w:type="gramStart"/>
-      <w:r>
-        <w:t>An 8-bit MCU processes 8 bits (1 byte) of data</w:t>
-      </w:r>
-      <w:proofErr w:type="gramEnd"/>
-      <w:r>
-        <w:t xml:space="preserve"> at a time.</w:t>
+      <w:r>
+        <w:t>An 8-bit MCU processes 8 bits (1 byte) of data at a time.</w:t>
       </w:r>
     </w:p>
     <w:p/>
+    <w:p>
+      <w:r>
+        <w:t xml:space="preserve">Analog: continuous </w:t>
+      </w:r>
+    </w:p>
+    <w:p>
+      <w:r>
+        <w:t xml:space="preserve">Digital: </w:t>
+      </w:r>
+      <w:r>
+        <w:t>D</w:t>
+      </w:r>
+      <w:r>
+        <w:t>iscrete</w:t>
+      </w:r>
+    </w:p>
     <w:p/>
+    <w:p>
+      <w:r>
+        <w:t>Git and Github</w:t>
+      </w:r>
+    </w:p>
+    <w:p>
+      <w:r>
+        <w:t>Git: local Github:cloud</w:t>
+      </w:r>
+    </w:p>
+    <w:p>
+      <w:r>
+        <w:t>Commit: bookmark</w:t>
+      </w:r>
+    </w:p>
+    <w:p>
+      <w:r>
+        <w:t>Push: push to cloud</w:t>
+      </w:r>
+    </w:p>
+    <w:p>
+      <w:r>
+        <w:t>PR: pull request: emerge for review</w:t>
+      </w:r>
+    </w:p>
+    <w:p>
+      <w:r>
+        <w:t>Emerge Conflict: during commit if multiple people worked on the same function at the same time</w:t>
+      </w:r>
+    </w:p>
     <w:p/>
     <w:p>
       <w:r>
-        <w:t xml:space="preserve">Git and </w:t>
-      </w:r>
-      <w:proofErr w:type="spellStart"/>
-      <w:r>
-        <w:t>Github</w:t>
-      </w:r>
-      <w:proofErr w:type="spellEnd"/>
-    </w:p>
-    <w:p>
-      <w:r>
-        <w:t xml:space="preserve">Git: local </w:t>
-      </w:r>
-      <w:proofErr w:type="spellStart"/>
-      <w:proofErr w:type="gramStart"/>
-      <w:r>
-        <w:t>Github:cloud</w:t>
-      </w:r>
-      <w:proofErr w:type="spellEnd"/>
-      <w:proofErr w:type="gramEnd"/>
-    </w:p>
-    <w:p>
-      <w:r>
-        <w:t>Commit: bookmark</w:t>
-      </w:r>
-    </w:p>
-    <w:p>
-      <w:r>
-        <w:t>Push: push to cloud</w:t>
-      </w:r>
-    </w:p>
-    <w:p>
-      <w:r>
-        <w:t>PR: pull request: emerge for review</w:t>
-      </w:r>
-    </w:p>
-    <w:p>
-      <w:r>
-        <w:t>Emerge Conflict: during commit if multiple people worked on the same function at the same time</w:t>
+        <w:t xml:space="preserve">Servo Motor: </w:t>
+      </w:r>
+      <w:r>
+        <w:t>finished closed loop PID position motor</w:t>
+      </w:r>
+    </w:p>
+    <w:p>
+      <w:pPr>
+        <w:pStyle w:val="Heading2"/>
+      </w:pPr>
+      <w:r>
+        <w:t>4/9 I2C (inter-integrated circuit)</w:t>
+      </w:r>
+    </w:p>
+    <w:p>
+      <w:r>
+        <w:t>PWM- Analogue (continuous) vs digital (0,1)</w:t>
       </w:r>
     </w:p>
     <w:p/>
     <w:p>
       <w:r>
-        <w:t xml:space="preserve">Servo Motor: </w:t>
-      </w:r>
-      <w:r>
-        <w:t>finished closed loop PID position motor</w:t>
-      </w:r>
-    </w:p>
-    <w:p>
-      <w:pPr>
-        <w:pStyle w:val="Heading2"/>
-      </w:pPr>
-      <w:r>
-        <w:t>4/9 I2C (inter-integrated circuit)</w:t>
-      </w:r>
-    </w:p>
-    <w:p>
-      <w:r>
-        <w:t>PWM- Analogue (continuous) vs digital (0,1)</w:t>
-      </w:r>
-    </w:p>
-    <w:p/>
-    <w:p>
-      <w:proofErr w:type="gramStart"/>
-      <w:r>
-        <w:t>4  Digital</w:t>
-      </w:r>
-      <w:proofErr w:type="gramEnd"/>
-      <w:r>
-        <w:t xml:space="preserve"> Communication protocols</w:t>
+        <w:t>4  Digital Communication protocols</w:t>
       </w:r>
     </w:p>
     <w:p>
@@ -231,15 +215,7 @@
         </w:numPr>
       </w:pPr>
       <w:r>
-        <w:t xml:space="preserve">SCL: controlled by host to talk about the </w:t>
-      </w:r>
-      <w:proofErr w:type="gramStart"/>
-      <w:r>
-        <w:t>sensor(</w:t>
-      </w:r>
-      <w:proofErr w:type="gramEnd"/>
-      <w:r>
-        <w:t>pull up resistor)</w:t>
+        <w:t>SCL: controlled by host to talk about the sensor(pull up resistor)</w:t>
       </w:r>
     </w:p>
     <w:p>
@@ -251,6 +227,7 @@
         </w:numPr>
       </w:pPr>
       <w:r>
+        <w:lastRenderedPageBreak/>
         <w:t>SDA: data</w:t>
       </w:r>
     </w:p>
@@ -268,187 +245,208 @@
     </w:p>
     <w:p>
       <w:r>
+        <w:t>Ba</w:t>
+      </w:r>
+      <w:r>
+        <w:t>ud rate:</w:t>
+      </w:r>
+    </w:p>
+    <w:p/>
+    <w:p>
+      <w:pPr>
+        <w:pStyle w:val="Heading2"/>
+      </w:pPr>
+      <w:r>
+        <w:t>4/9 OLED vs LCD</w:t>
+      </w:r>
+    </w:p>
+    <w:p>
+      <w:r>
+        <w:t>LCD: each pixel is a glass panel, 3 color: red, blue, green, and white</w:t>
+      </w:r>
+    </w:p>
+    <w:p>
+      <w:r>
+        <w:t>TFT Display</w:t>
+      </w:r>
+    </w:p>
+    <w:p>
+      <w:r>
+        <w:t>OLED: each one of the pixel</w:t>
+      </w:r>
+      <w:r>
+        <w:t xml:space="preserve"> is LED</w:t>
+      </w:r>
+    </w:p>
+    <w:p>
+      <w:r>
+        <w:t>E-ink</w:t>
+      </w:r>
+    </w:p>
+    <w:p>
+      <w:r>
+        <w:t>TFT with touchscreen</w:t>
+      </w:r>
+    </w:p>
+    <w:p>
+      <w:r>
+        <w:t>The bottle neck is the bud rate for controller for all the pixels on the screen</w:t>
+      </w:r>
+    </w:p>
+    <w:p/>
+    <w:p>
+      <w:pPr>
+        <w:pStyle w:val="Heading2"/>
+      </w:pPr>
+      <w:r>
+        <w:t>4/14 IMU</w:t>
+      </w:r>
+    </w:p>
+    <w:p>
+      <w:r>
+        <w:t>MPU6050</w:t>
+      </w:r>
+    </w:p>
+    <w:p>
+      <w:r>
+        <w:t>Photolithography</w:t>
+      </w:r>
+    </w:p>
+    <w:p>
+      <w:r>
+        <w:t>Gyroscropy</w:t>
+      </w:r>
+    </w:p>
+    <w:p>
+      <w:r>
+        <w:t xml:space="preserve">For </w:t>
+      </w:r>
+      <w:r>
+        <w:t>self driving cars:</w:t>
+      </w:r>
+    </w:p>
+    <w:p>
+      <w:r>
+        <w:t>GPU: position data every second</w:t>
+      </w:r>
+    </w:p>
+    <w:p>
+      <w:r>
+        <w:t>IMU: in between GPU</w:t>
+      </w:r>
+    </w:p>
+    <w:p/>
+    <w:p>
+      <w:pPr>
+        <w:pStyle w:val="Heading2"/>
+      </w:pPr>
+      <w:r>
+        <w:t>4/16 USB</w:t>
+      </w:r>
+    </w:p>
+    <w:p/>
+    <w:p>
+      <w:pPr>
+        <w:pStyle w:val="Heading2"/>
+      </w:pPr>
+      <w:r>
+        <w:t>4/21 Digital to Analog</w:t>
+      </w:r>
+    </w:p>
+    <w:p>
+      <w:r>
+        <w:t xml:space="preserve">Capacitor: ceramic, </w:t>
+      </w:r>
+      <w:r>
+        <w:t>tantalum</w:t>
+      </w:r>
+    </w:p>
+    <w:p>
+      <w:r>
+        <w:t>Oscilloscope: use trigger function</w:t>
+      </w:r>
+    </w:p>
+    <w:p/>
+    <w:p>
+      <w:pPr>
+        <w:pStyle w:val="Heading2"/>
+      </w:pPr>
+      <w:r>
         <w:lastRenderedPageBreak/>
-        <w:t>Ba</w:t>
-      </w:r>
-      <w:r>
-        <w:t>ud rate:</w:t>
+        <w:t>4/23 Digital to Analog</w:t>
+      </w:r>
+    </w:p>
+    <w:p>
+      <w:r>
+        <w:t>Parts that are only made in Chicago</w:t>
+      </w:r>
+    </w:p>
+    <w:p>
+      <w:r>
+        <w:t>T</w:t>
+      </w:r>
+      <w:r>
+        <w:t>eflon coating medical needles</w:t>
       </w:r>
     </w:p>
     <w:p/>
     <w:p>
+      <w:r>
+        <w:t>Direct memory access (DMA)</w:t>
+      </w:r>
+    </w:p>
+    <w:p/>
+    <w:p>
       <w:pPr>
         <w:pStyle w:val="Heading2"/>
       </w:pPr>
       <w:r>
-        <w:t>4/9 OLED vs LCD</w:t>
-      </w:r>
-    </w:p>
-    <w:p>
-      <w:r>
-        <w:t xml:space="preserve">LCD: each pixel is a glass panel, 3 </w:t>
-      </w:r>
-      <w:proofErr w:type="gramStart"/>
-      <w:r>
-        <w:t>color</w:t>
-      </w:r>
-      <w:proofErr w:type="gramEnd"/>
-      <w:r>
-        <w:t>: red, blue, green, and white</w:t>
-      </w:r>
-    </w:p>
-    <w:p>
-      <w:r>
-        <w:t>TFT Display</w:t>
-      </w:r>
-    </w:p>
-    <w:p>
-      <w:r>
-        <w:t xml:space="preserve">OLED: each one of the </w:t>
-      </w:r>
-      <w:proofErr w:type="gramStart"/>
-      <w:r>
-        <w:t>pixel</w:t>
-      </w:r>
-      <w:proofErr w:type="gramEnd"/>
-      <w:r>
-        <w:t xml:space="preserve"> is LED</w:t>
-      </w:r>
-    </w:p>
-    <w:p>
-      <w:r>
-        <w:t>E-ink</w:t>
-      </w:r>
-    </w:p>
-    <w:p>
-      <w:r>
-        <w:t>TFT with touchscreen</w:t>
-      </w:r>
-    </w:p>
-    <w:p>
-      <w:r>
-        <w:t>The bottle neck is the bud rate for controller for all the pixels on the screen</w:t>
-      </w:r>
-    </w:p>
-    <w:p/>
-    <w:p>
-      <w:pPr>
-        <w:pStyle w:val="Heading2"/>
-      </w:pPr>
-      <w:r>
-        <w:t>4/14 IMU</w:t>
-      </w:r>
-    </w:p>
-    <w:p>
-      <w:r>
-        <w:t>MPU6050</w:t>
-      </w:r>
-    </w:p>
-    <w:p>
-      <w:r>
-        <w:t>Photolithography</w:t>
-      </w:r>
-    </w:p>
-    <w:p>
-      <w:proofErr w:type="spellStart"/>
-      <w:r>
-        <w:t>Gyroscropy</w:t>
-      </w:r>
-      <w:proofErr w:type="spellEnd"/>
-    </w:p>
-    <w:p>
-      <w:r>
-        <w:t xml:space="preserve">For </w:t>
-      </w:r>
-      <w:proofErr w:type="spellStart"/>
-      <w:proofErr w:type="gramStart"/>
-      <w:r>
-        <w:t>self driving</w:t>
-      </w:r>
-      <w:proofErr w:type="spellEnd"/>
-      <w:proofErr w:type="gramEnd"/>
-      <w:r>
-        <w:t xml:space="preserve"> cars:</w:t>
-      </w:r>
-    </w:p>
-    <w:p>
-      <w:r>
-        <w:t>GPU: position data every second</w:t>
-      </w:r>
-    </w:p>
-    <w:p>
-      <w:r>
-        <w:t>IMU: in between GPU</w:t>
-      </w:r>
-    </w:p>
-    <w:p/>
-    <w:p>
-      <w:pPr>
-        <w:pStyle w:val="Heading2"/>
-      </w:pPr>
-      <w:r>
-        <w:t>4/16 USB</w:t>
-      </w:r>
-    </w:p>
-    <w:p/>
-    <w:p>
-      <w:pPr>
-        <w:pStyle w:val="Heading2"/>
-      </w:pPr>
-      <w:r>
-        <w:t>4/21 Digital to Analog</w:t>
-      </w:r>
-    </w:p>
-    <w:p>
-      <w:r>
-        <w:t xml:space="preserve">Capacitor: ceramic, </w:t>
-      </w:r>
-      <w:r>
-        <w:t>tantalum</w:t>
-      </w:r>
-    </w:p>
-    <w:p>
-      <w:r>
-        <w:t>Oscilloscope: use trigger function</w:t>
-      </w:r>
-    </w:p>
-    <w:p/>
-    <w:p>
-      <w:pPr>
-        <w:pStyle w:val="Heading2"/>
-      </w:pPr>
-      <w:r>
         <w:t>4/2</w:t>
       </w:r>
       <w:r>
-        <w:t>3</w:t>
-      </w:r>
-      <w:r>
-        <w:t xml:space="preserve"> Digital to Analog</w:t>
-      </w:r>
-    </w:p>
-    <w:p>
-      <w:r>
-        <w:t>Parts that are only made in Chicago</w:t>
-      </w:r>
-    </w:p>
-    <w:p>
-      <w:r>
-        <w:lastRenderedPageBreak/>
-        <w:t>T</w:t>
-      </w:r>
-      <w:r>
-        <w:t>eflon coating medical needles</w:t>
-      </w:r>
-    </w:p>
-    <w:p/>
-    <w:p>
-      <w:r>
-        <w:t>Direct memory access (DMA)</w:t>
-      </w:r>
-    </w:p>
-    <w:p/>
-    <w:p/>
+        <w:t>8</w:t>
+      </w:r>
+      <w:r>
+        <w:t xml:space="preserve"> </w:t>
+      </w:r>
+      <w:r>
+        <w:t>Haptic</w:t>
+      </w:r>
+    </w:p>
+    <w:p>
+      <w:r>
+        <w:t>Tactile illusion</w:t>
+      </w:r>
+    </w:p>
+    <w:p>
+      <w:r>
+        <w:t>Signal to noise ratio: x-axis: frequency</w:t>
+      </w:r>
+    </w:p>
+    <w:p>
+      <w:r>
+        <w:t>Low pass filter</w:t>
+      </w:r>
+    </w:p>
+    <w:p>
+      <w:r>
+        <w:t>infinite impulse response</w:t>
+      </w:r>
+      <w:r>
+        <w:t>:</w:t>
+      </w:r>
+      <w:r>
+        <w:t> IIR filter</w:t>
+      </w:r>
+    </w:p>
+    <w:p>
+      <w:r>
+        <w:t xml:space="preserve">Moving avg filter: </w:t>
+      </w:r>
+      <w:r>
+        <w:t>MAF</w:t>
+      </w:r>
+    </w:p>
     <w:sectPr>
       <w:pgSz w:w="12240" w:h="15840"/>
       <w:pgMar w:top="1440" w:right="1440" w:bottom="1440" w:left="1440" w:header="720" w:footer="720" w:gutter="0"/>
@@ -1307,7 +1305,6 @@
   <w:style w:type="character" w:default="1" w:styleId="DefaultParagraphFont">
     <w:name w:val="Default Paragraph Font"/>
     <w:uiPriority w:val="1"/>
-    <w:semiHidden/>
     <w:unhideWhenUsed/>
   </w:style>
   <w:style w:type="table" w:default="1" w:styleId="TableNormal">

--- a/Notes.docx
+++ b/Notes.docx
@@ -401,50 +401,117 @@
         <w:pStyle w:val="Heading2"/>
       </w:pPr>
       <w:r>
-        <w:t>4/2</w:t>
-      </w:r>
-      <w:r>
-        <w:t>8</w:t>
+        <w:t>4/28 Haptic</w:t>
+      </w:r>
+      <w:r>
+        <w:t xml:space="preserve"> and Digital/Analog Filters</w:t>
+      </w:r>
+    </w:p>
+    <w:p>
+      <w:r>
+        <w:t>Tactile illusion</w:t>
+      </w:r>
+    </w:p>
+    <w:p/>
+    <w:p>
+      <w:r>
+        <w:t>Signal to noise ratio: x-axis: frequency</w:t>
+      </w:r>
+    </w:p>
+    <w:p>
+      <w:r>
+        <w:t>Analog filers:</w:t>
+      </w:r>
+    </w:p>
+    <w:p>
+      <w:pPr>
+        <w:pStyle w:val="ListParagraph"/>
+        <w:numPr>
+          <w:ilvl w:val="0"/>
+          <w:numId w:val="3"/>
+        </w:numPr>
+      </w:pPr>
+      <w:r>
+        <w:t>Low pass filter</w:t>
+      </w:r>
+    </w:p>
+    <w:p>
+      <w:pPr>
+        <w:rPr>
+          <w:lang w:val="de-DE"/>
+        </w:rPr>
+      </w:pPr>
+      <w:r>
+        <w:rPr>
+          <w:lang w:val="de-DE"/>
+        </w:rPr>
+        <w:t>Digital filte</w:t>
+      </w:r>
+      <w:r>
+        <w:rPr>
+          <w:lang w:val="de-DE"/>
+        </w:rPr>
+        <w:t>r</w:t>
+      </w:r>
+    </w:p>
+    <w:p>
+      <w:pPr>
+        <w:pStyle w:val="ListParagraph"/>
+        <w:numPr>
+          <w:ilvl w:val="0"/>
+          <w:numId w:val="3"/>
+        </w:numPr>
+        <w:rPr>
+          <w:lang w:val="de-DE"/>
+        </w:rPr>
+      </w:pPr>
+      <w:r>
+        <w:rPr>
+          <w:lang w:val="de-DE"/>
+        </w:rPr>
+        <w:t>infinite impulse response: IIR filter</w:t>
+      </w:r>
+    </w:p>
+    <w:p>
+      <w:pPr>
+        <w:pStyle w:val="ListParagraph"/>
+        <w:numPr>
+          <w:ilvl w:val="0"/>
+          <w:numId w:val="3"/>
+        </w:numPr>
+        <w:rPr>
+          <w:lang w:val="de-DE"/>
+        </w:rPr>
+      </w:pPr>
+      <w:r>
+        <w:t xml:space="preserve">Moving avg filter: </w:t>
+      </w:r>
+      <w:r>
+        <w:t>MAF</w:t>
+      </w:r>
+    </w:p>
+    <w:p>
+      <w:pPr>
+        <w:pStyle w:val="Heading2"/>
+      </w:pPr>
+      <w:r>
+        <w:t>5/5</w:t>
       </w:r>
       <w:r>
         <w:t xml:space="preserve"> </w:t>
       </w:r>
       <w:r>
-        <w:t>Haptic</w:t>
-      </w:r>
-    </w:p>
-    <w:p>
-      <w:r>
-        <w:t>Tactile illusion</w:t>
-      </w:r>
-    </w:p>
-    <w:p>
-      <w:r>
-        <w:t>Signal to noise ratio: x-axis: frequency</w:t>
-      </w:r>
-    </w:p>
-    <w:p>
-      <w:r>
-        <w:t>Low pass filter</w:t>
-      </w:r>
-    </w:p>
-    <w:p>
-      <w:r>
-        <w:t>infinite impulse response</w:t>
-      </w:r>
-      <w:r>
-        <w:t>:</w:t>
-      </w:r>
-      <w:r>
-        <w:t> IIR filter</w:t>
-      </w:r>
-    </w:p>
-    <w:p>
-      <w:r>
-        <w:t xml:space="preserve">Moving avg filter: </w:t>
-      </w:r>
-      <w:r>
-        <w:t>MAF</w:t>
+        <w:t xml:space="preserve">Microcontroller </w:t>
+      </w:r>
+    </w:p>
+    <w:p>
+      <w:r>
+        <w:t>NUCLEO-C092RC</w:t>
+      </w:r>
+    </w:p>
+    <w:p>
+      <w:r>
+        <w:t>STM32CubeMX</w:t>
       </w:r>
     </w:p>
     <w:sectPr>
@@ -546,6 +613,119 @@
     </w:lvl>
   </w:abstractNum>
   <w:abstractNum w:abstractNumId="1" w15:restartNumberingAfterBreak="0">
+    <w:nsid w:val="69570F20"/>
+    <w:multiLevelType w:val="hybridMultilevel"/>
+    <w:tmpl w:val="B85401C2"/>
+    <w:lvl w:ilvl="0" w:tplc="04090001">
+      <w:start w:val="1"/>
+      <w:numFmt w:val="bullet"/>
+      <w:lvlText w:val=""/>
+      <w:lvlJc w:val="left"/>
+      <w:pPr>
+        <w:ind w:left="720" w:hanging="360"/>
+      </w:pPr>
+      <w:rPr>
+        <w:rFonts w:ascii="Symbol" w:hAnsi="Symbol" w:hint="default"/>
+      </w:rPr>
+    </w:lvl>
+    <w:lvl w:ilvl="1" w:tplc="04090003" w:tentative="1">
+      <w:start w:val="1"/>
+      <w:numFmt w:val="bullet"/>
+      <w:lvlText w:val="o"/>
+      <w:lvlJc w:val="left"/>
+      <w:pPr>
+        <w:ind w:left="1440" w:hanging="360"/>
+      </w:pPr>
+      <w:rPr>
+        <w:rFonts w:ascii="Courier New" w:hAnsi="Courier New" w:cs="Courier New" w:hint="default"/>
+      </w:rPr>
+    </w:lvl>
+    <w:lvl w:ilvl="2" w:tplc="04090005" w:tentative="1">
+      <w:start w:val="1"/>
+      <w:numFmt w:val="bullet"/>
+      <w:lvlText w:val=""/>
+      <w:lvlJc w:val="left"/>
+      <w:pPr>
+        <w:ind w:left="2160" w:hanging="360"/>
+      </w:pPr>
+      <w:rPr>
+        <w:rFonts w:ascii="Wingdings" w:hAnsi="Wingdings" w:hint="default"/>
+      </w:rPr>
+    </w:lvl>
+    <w:lvl w:ilvl="3" w:tplc="04090001" w:tentative="1">
+      <w:start w:val="1"/>
+      <w:numFmt w:val="bullet"/>
+      <w:lvlText w:val=""/>
+      <w:lvlJc w:val="left"/>
+      <w:pPr>
+        <w:ind w:left="2880" w:hanging="360"/>
+      </w:pPr>
+      <w:rPr>
+        <w:rFonts w:ascii="Symbol" w:hAnsi="Symbol" w:hint="default"/>
+      </w:rPr>
+    </w:lvl>
+    <w:lvl w:ilvl="4" w:tplc="04090003" w:tentative="1">
+      <w:start w:val="1"/>
+      <w:numFmt w:val="bullet"/>
+      <w:lvlText w:val="o"/>
+      <w:lvlJc w:val="left"/>
+      <w:pPr>
+        <w:ind w:left="3600" w:hanging="360"/>
+      </w:pPr>
+      <w:rPr>
+        <w:rFonts w:ascii="Courier New" w:hAnsi="Courier New" w:cs="Courier New" w:hint="default"/>
+      </w:rPr>
+    </w:lvl>
+    <w:lvl w:ilvl="5" w:tplc="04090005" w:tentative="1">
+      <w:start w:val="1"/>
+      <w:numFmt w:val="bullet"/>
+      <w:lvlText w:val=""/>
+      <w:lvlJc w:val="left"/>
+      <w:pPr>
+        <w:ind w:left="4320" w:hanging="360"/>
+      </w:pPr>
+      <w:rPr>
+        <w:rFonts w:ascii="Wingdings" w:hAnsi="Wingdings" w:hint="default"/>
+      </w:rPr>
+    </w:lvl>
+    <w:lvl w:ilvl="6" w:tplc="04090001" w:tentative="1">
+      <w:start w:val="1"/>
+      <w:numFmt w:val="bullet"/>
+      <w:lvlText w:val=""/>
+      <w:lvlJc w:val="left"/>
+      <w:pPr>
+        <w:ind w:left="5040" w:hanging="360"/>
+      </w:pPr>
+      <w:rPr>
+        <w:rFonts w:ascii="Symbol" w:hAnsi="Symbol" w:hint="default"/>
+      </w:rPr>
+    </w:lvl>
+    <w:lvl w:ilvl="7" w:tplc="04090003" w:tentative="1">
+      <w:start w:val="1"/>
+      <w:numFmt w:val="bullet"/>
+      <w:lvlText w:val="o"/>
+      <w:lvlJc w:val="left"/>
+      <w:pPr>
+        <w:ind w:left="5760" w:hanging="360"/>
+      </w:pPr>
+      <w:rPr>
+        <w:rFonts w:ascii="Courier New" w:hAnsi="Courier New" w:cs="Courier New" w:hint="default"/>
+      </w:rPr>
+    </w:lvl>
+    <w:lvl w:ilvl="8" w:tplc="04090005" w:tentative="1">
+      <w:start w:val="1"/>
+      <w:numFmt w:val="bullet"/>
+      <w:lvlText w:val=""/>
+      <w:lvlJc w:val="left"/>
+      <w:pPr>
+        <w:ind w:left="6480" w:hanging="360"/>
+      </w:pPr>
+      <w:rPr>
+        <w:rFonts w:ascii="Wingdings" w:hAnsi="Wingdings" w:hint="default"/>
+      </w:rPr>
+    </w:lvl>
+  </w:abstractNum>
+  <w:abstractNum w:abstractNumId="2" w15:restartNumberingAfterBreak="0">
     <w:nsid w:val="69E96105"/>
     <w:multiLevelType w:val="multilevel"/>
     <w:tmpl w:val="7B54E4BE"/>
@@ -698,6 +878,9 @@
     <w:abstractNumId w:val="0"/>
   </w:num>
   <w:num w:numId="2" w16cid:durableId="2076318443">
+    <w:abstractNumId w:val="2"/>
+  </w:num>
+  <w:num w:numId="3" w16cid:durableId="1788769984">
     <w:abstractNumId w:val="1"/>
   </w:num>
 </w:numbering>

--- a/Notes.docx
+++ b/Notes.docx
@@ -495,23 +495,106 @@
         <w:pStyle w:val="Heading2"/>
       </w:pPr>
       <w:r>
-        <w:t>5/5</w:t>
+        <w:t xml:space="preserve">5/5 Microcontroller </w:t>
+      </w:r>
+    </w:p>
+    <w:p>
+      <w:r>
+        <w:t>NUCLEO-C092RC</w:t>
+      </w:r>
+    </w:p>
+    <w:p>
+      <w:r>
+        <w:t>STM32CubeMX</w:t>
+      </w:r>
+    </w:p>
+    <w:p/>
+    <w:p>
+      <w:pPr>
+        <w:pStyle w:val="Heading2"/>
+      </w:pPr>
+      <w:r>
+        <w:t>5/</w:t>
+      </w:r>
+      <w:r>
+        <w:t>12</w:t>
       </w:r>
       <w:r>
         <w:t xml:space="preserve"> </w:t>
       </w:r>
       <w:r>
-        <w:t xml:space="preserve">Microcontroller </w:t>
-      </w:r>
-    </w:p>
-    <w:p>
-      <w:r>
-        <w:t>NUCLEO-C092RC</w:t>
-      </w:r>
-    </w:p>
-    <w:p>
-      <w:r>
-        <w:t>STM32CubeMX</w:t>
+        <w:t>PCB Design</w:t>
+      </w:r>
+    </w:p>
+    <w:p>
+      <w:r>
+        <w:t>Jellybean: resistors</w:t>
+      </w:r>
+    </w:p>
+    <w:p/>
+    <w:p>
+      <w:r>
+        <w:t xml:space="preserve">Schematics </w:t>
+      </w:r>
+    </w:p>
+    <w:p>
+      <w:r>
+        <w:t>Footfrint</w:t>
+      </w:r>
+    </w:p>
+    <w:p>
+      <w:r>
+        <w:t>Converting high to low volatage / low to high voltage</w:t>
+      </w:r>
+    </w:p>
+    <w:p>
+      <w:pPr>
+        <w:pStyle w:val="ListParagraph"/>
+        <w:numPr>
+          <w:ilvl w:val="0"/>
+          <w:numId w:val="4"/>
+        </w:numPr>
+      </w:pPr>
+      <w:r>
+        <w:t>Low-Dropout Regulator</w:t>
+      </w:r>
+      <w:r>
+        <w:t xml:space="preserve"> (</w:t>
+      </w:r>
+      <w:r>
+        <w:t>LDO</w:t>
+      </w:r>
+      <w:r>
+        <w:t>)</w:t>
+      </w:r>
+    </w:p>
+    <w:p>
+      <w:pPr>
+        <w:pStyle w:val="ListParagraph"/>
+        <w:numPr>
+          <w:ilvl w:val="0"/>
+          <w:numId w:val="4"/>
+        </w:numPr>
+      </w:pPr>
+      <w:r>
+        <w:lastRenderedPageBreak/>
+        <w:t>Buck-boost regulator</w:t>
+      </w:r>
+    </w:p>
+    <w:p>
+      <w:r>
+        <w:t>Design considerations</w:t>
+      </w:r>
+    </w:p>
+    <w:p>
+      <w:r>
+        <w:t>Temperature: how hot can the wires get: depending on resistance and voltage and wire thickness</w:t>
+      </w:r>
+    </w:p>
+    <w:p/>
+    <w:p>
+      <w:r>
+        <w:t>Copper as heat sink</w:t>
       </w:r>
     </w:p>
     <w:sectPr>
@@ -527,6 +610,119 @@
 <file path=word/numbering.xml><?xml version="1.0" encoding="utf-8"?>
 <w:numbering xmlns:wpc="http://schemas.microsoft.com/office/word/2010/wordprocessingCanvas" xmlns:cx="http://schemas.microsoft.com/office/drawing/2014/chartex" xmlns:cx1="http://schemas.microsoft.com/office/drawing/2015/9/8/chartex" xmlns:cx2="http://schemas.microsoft.com/office/drawing/2015/10/21/chartex" xmlns:cx3="http://schemas.microsoft.com/office/drawing/2016/5/9/chartex" xmlns:cx4="http://schemas.microsoft.com/office/drawing/2016/5/10/chartex" xmlns:cx5="http://schemas.microsoft.com/office/drawing/2016/5/11/chartex" xmlns:cx6="http://schemas.microsoft.com/office/drawing/2016/5/12/chartex" xmlns:cx7="http://schemas.microsoft.com/office/drawing/2016/5/13/chartex" xmlns:cx8="http://schemas.microsoft.com/office/drawing/2016/5/14/chartex" xmlns:mc="http://schemas.openxmlformats.org/markup-compatibility/2006" xmlns:aink="http://schemas.microsoft.com/office/drawing/2016/ink" xmlns:am3d="http://schemas.microsoft.com/office/drawing/2017/model3d" xmlns:o="urn:schemas-microsoft-com:office:office" xmlns:oel="http://schemas.microsoft.com/office/2019/extlst" xmlns:r="http://schemas.openxmlformats.org/officeDocument/2006/relationships" xmlns:m="http://schemas.openxmlformats.org/officeDocument/2006/math" xmlns:v="urn:schemas-microsoft-com:vml" xmlns:wp14="http://schemas.microsoft.com/office/word/2010/wordprocessingDrawing" xmlns:wp="http://schemas.openxmlformats.org/drawingml/2006/wordprocessingDrawing" xmlns:w10="urn:schemas-microsoft-com:office:word" xmlns:w="http://schemas.openxmlformats.org/wordprocessingml/2006/main" xmlns:w14="http://schemas.microsoft.com/office/word/2010/wordml" xmlns:w15="http://schemas.microsoft.com/office/word/2012/wordml" xmlns:w16cex="http://schemas.microsoft.com/office/word/2018/wordml/cex" xmlns:w16cid="http://schemas.microsoft.com/office/word/2016/wordml/cid" xmlns:w16="http://schemas.microsoft.com/office/word/2018/wordml" xmlns:w16du="http://schemas.microsoft.com/office/word/2023/wordml/word16du" xmlns:w16sdtdh="http://schemas.microsoft.com/office/word/2020/wordml/sdtdatahash" xmlns:w16sdtfl="http://schemas.microsoft.com/office/word/2024/wordml/sdtformatlock" xmlns:w16se="http://schemas.microsoft.com/office/word/2015/wordml/symex" xmlns:wpg="http://schemas.microsoft.com/office/word/2010/wordprocessingGroup" xmlns:wpi="http://schemas.microsoft.com/office/word/2010/wordprocessingInk" xmlns:wne="http://schemas.microsoft.com/office/word/2006/wordml" xmlns:wps="http://schemas.microsoft.com/office/word/2010/wordprocessingShape" mc:Ignorable="w14 w15 w16se w16cid w16 w16cex w16sdtdh w16sdtfl w16du wp14">
   <w:abstractNum w:abstractNumId="0" w15:restartNumberingAfterBreak="0">
+    <w:nsid w:val="0D8D0133"/>
+    <w:multiLevelType w:val="hybridMultilevel"/>
+    <w:tmpl w:val="4A200B6C"/>
+    <w:lvl w:ilvl="0" w:tplc="04090001">
+      <w:start w:val="1"/>
+      <w:numFmt w:val="bullet"/>
+      <w:lvlText w:val=""/>
+      <w:lvlJc w:val="left"/>
+      <w:pPr>
+        <w:ind w:left="720" w:hanging="360"/>
+      </w:pPr>
+      <w:rPr>
+        <w:rFonts w:ascii="Symbol" w:hAnsi="Symbol" w:hint="default"/>
+      </w:rPr>
+    </w:lvl>
+    <w:lvl w:ilvl="1" w:tplc="04090003" w:tentative="1">
+      <w:start w:val="1"/>
+      <w:numFmt w:val="bullet"/>
+      <w:lvlText w:val="o"/>
+      <w:lvlJc w:val="left"/>
+      <w:pPr>
+        <w:ind w:left="1440" w:hanging="360"/>
+      </w:pPr>
+      <w:rPr>
+        <w:rFonts w:ascii="Courier New" w:hAnsi="Courier New" w:cs="Courier New" w:hint="default"/>
+      </w:rPr>
+    </w:lvl>
+    <w:lvl w:ilvl="2" w:tplc="04090005" w:tentative="1">
+      <w:start w:val="1"/>
+      <w:numFmt w:val="bullet"/>
+      <w:lvlText w:val=""/>
+      <w:lvlJc w:val="left"/>
+      <w:pPr>
+        <w:ind w:left="2160" w:hanging="360"/>
+      </w:pPr>
+      <w:rPr>
+        <w:rFonts w:ascii="Wingdings" w:hAnsi="Wingdings" w:hint="default"/>
+      </w:rPr>
+    </w:lvl>
+    <w:lvl w:ilvl="3" w:tplc="04090001" w:tentative="1">
+      <w:start w:val="1"/>
+      <w:numFmt w:val="bullet"/>
+      <w:lvlText w:val=""/>
+      <w:lvlJc w:val="left"/>
+      <w:pPr>
+        <w:ind w:left="2880" w:hanging="360"/>
+      </w:pPr>
+      <w:rPr>
+        <w:rFonts w:ascii="Symbol" w:hAnsi="Symbol" w:hint="default"/>
+      </w:rPr>
+    </w:lvl>
+    <w:lvl w:ilvl="4" w:tplc="04090003" w:tentative="1">
+      <w:start w:val="1"/>
+      <w:numFmt w:val="bullet"/>
+      <w:lvlText w:val="o"/>
+      <w:lvlJc w:val="left"/>
+      <w:pPr>
+        <w:ind w:left="3600" w:hanging="360"/>
+      </w:pPr>
+      <w:rPr>
+        <w:rFonts w:ascii="Courier New" w:hAnsi="Courier New" w:cs="Courier New" w:hint="default"/>
+      </w:rPr>
+    </w:lvl>
+    <w:lvl w:ilvl="5" w:tplc="04090005" w:tentative="1">
+      <w:start w:val="1"/>
+      <w:numFmt w:val="bullet"/>
+      <w:lvlText w:val=""/>
+      <w:lvlJc w:val="left"/>
+      <w:pPr>
+        <w:ind w:left="4320" w:hanging="360"/>
+      </w:pPr>
+      <w:rPr>
+        <w:rFonts w:ascii="Wingdings" w:hAnsi="Wingdings" w:hint="default"/>
+      </w:rPr>
+    </w:lvl>
+    <w:lvl w:ilvl="6" w:tplc="04090001" w:tentative="1">
+      <w:start w:val="1"/>
+      <w:numFmt w:val="bullet"/>
+      <w:lvlText w:val=""/>
+      <w:lvlJc w:val="left"/>
+      <w:pPr>
+        <w:ind w:left="5040" w:hanging="360"/>
+      </w:pPr>
+      <w:rPr>
+        <w:rFonts w:ascii="Symbol" w:hAnsi="Symbol" w:hint="default"/>
+      </w:rPr>
+    </w:lvl>
+    <w:lvl w:ilvl="7" w:tplc="04090003" w:tentative="1">
+      <w:start w:val="1"/>
+      <w:numFmt w:val="bullet"/>
+      <w:lvlText w:val="o"/>
+      <w:lvlJc w:val="left"/>
+      <w:pPr>
+        <w:ind w:left="5760" w:hanging="360"/>
+      </w:pPr>
+      <w:rPr>
+        <w:rFonts w:ascii="Courier New" w:hAnsi="Courier New" w:cs="Courier New" w:hint="default"/>
+      </w:rPr>
+    </w:lvl>
+    <w:lvl w:ilvl="8" w:tplc="04090005" w:tentative="1">
+      <w:start w:val="1"/>
+      <w:numFmt w:val="bullet"/>
+      <w:lvlText w:val=""/>
+      <w:lvlJc w:val="left"/>
+      <w:pPr>
+        <w:ind w:left="6480" w:hanging="360"/>
+      </w:pPr>
+      <w:rPr>
+        <w:rFonts w:ascii="Wingdings" w:hAnsi="Wingdings" w:hint="default"/>
+      </w:rPr>
+    </w:lvl>
+  </w:abstractNum>
+  <w:abstractNum w:abstractNumId="1" w15:restartNumberingAfterBreak="0">
     <w:nsid w:val="467D6DCF"/>
     <w:multiLevelType w:val="hybridMultilevel"/>
     <w:tmpl w:val="CAEC7944"/>
@@ -612,7 +808,7 @@
       </w:pPr>
     </w:lvl>
   </w:abstractNum>
-  <w:abstractNum w:abstractNumId="1" w15:restartNumberingAfterBreak="0">
+  <w:abstractNum w:abstractNumId="2" w15:restartNumberingAfterBreak="0">
     <w:nsid w:val="69570F20"/>
     <w:multiLevelType w:val="hybridMultilevel"/>
     <w:tmpl w:val="B85401C2"/>
@@ -725,7 +921,7 @@
       </w:rPr>
     </w:lvl>
   </w:abstractNum>
-  <w:abstractNum w:abstractNumId="2" w15:restartNumberingAfterBreak="0">
+  <w:abstractNum w:abstractNumId="3" w15:restartNumberingAfterBreak="0">
     <w:nsid w:val="69E96105"/>
     <w:multiLevelType w:val="multilevel"/>
     <w:tmpl w:val="7B54E4BE"/>
@@ -875,13 +1071,16 @@
     </w:lvl>
   </w:abstractNum>
   <w:num w:numId="1" w16cid:durableId="618268453">
-    <w:abstractNumId w:val="0"/>
+    <w:abstractNumId w:val="1"/>
   </w:num>
   <w:num w:numId="2" w16cid:durableId="2076318443">
+    <w:abstractNumId w:val="3"/>
+  </w:num>
+  <w:num w:numId="3" w16cid:durableId="1788769984">
     <w:abstractNumId w:val="2"/>
   </w:num>
-  <w:num w:numId="3" w16cid:durableId="1788769984">
-    <w:abstractNumId w:val="1"/>
+  <w:num w:numId="4" w16cid:durableId="1584873245">
+    <w:abstractNumId w:val="0"/>
   </w:num>
 </w:numbering>
 </file>
